--- a/chapters/reproducible-environments.docx
+++ b/chapters/reproducible-environments.docx
@@ -15,7 +15,7 @@
         <w:pStyle w:val="Date"/>
       </w:pPr>
       <w:r>
-        <w:t xml:space="preserve">Last modified: 2026-10-10 01:40:28 (PDT)</w:t>
+        <w:t xml:space="preserve">Last modified: 2026-10-11 02:07:28 (PDT)</w:t>
       </w:r>
     </w:p>
     <w:p>

--- a/chapters/reproducible-environments.docx
+++ b/chapters/reproducible-environments.docx
@@ -15,7 +15,7 @@
         <w:pStyle w:val="Date"/>
       </w:pPr>
       <w:r>
-        <w:t xml:space="preserve">Last modified: 2026-10-11 02:07:28 (PDT)</w:t>
+        <w:t xml:space="preserve">Last modified: 2026-10-11 19:47:18 (PDT)</w:t>
       </w:r>
     </w:p>
     <w:p>

--- a/chapters/reproducible-environments.docx
+++ b/chapters/reproducible-environments.docx
@@ -15,7 +15,7 @@
         <w:pStyle w:val="Date"/>
       </w:pPr>
       <w:r>
-        <w:t xml:space="preserve">Last modified: 2026-10-11 19:47:18 (PDT)</w:t>
+        <w:t xml:space="preserve">Last modified: 2026-10-11 20:59:42 (PDT)</w:t>
       </w:r>
     </w:p>
     <w:p>

--- a/chapters/reproducible-environments.docx
+++ b/chapters/reproducible-environments.docx
@@ -15,7 +15,7 @@
         <w:pStyle w:val="Date"/>
       </w:pPr>
       <w:r>
-        <w:t xml:space="preserve">Last modified: 2026-10-11 20:59:42 (PDT)</w:t>
+        <w:t xml:space="preserve">Last modified: 2026-10-11 21:04:29 (PDT)</w:t>
       </w:r>
     </w:p>
     <w:p>

--- a/chapters/reproducible-environments.docx
+++ b/chapters/reproducible-environments.docx
@@ -15,7 +15,7 @@
         <w:pStyle w:val="Date"/>
       </w:pPr>
       <w:r>
-        <w:t xml:space="preserve">Last modified: 2026-10-11 21:04:29 (PDT)</w:t>
+        <w:t xml:space="preserve">Last modified: 2026-10-12 00:36:52 (PDT)</w:t>
       </w:r>
     </w:p>
     <w:p>

--- a/chapters/reproducible-environments.docx
+++ b/chapters/reproducible-environments.docx
@@ -15,7 +15,7 @@
         <w:pStyle w:val="Date"/>
       </w:pPr>
       <w:r>
-        <w:t xml:space="preserve">Last modified: 2026-10-12 00:36:52 (PDT)</w:t>
+        <w:t xml:space="preserve">Last modified: 2026-10-12 01:04:11 (PDT)</w:t>
       </w:r>
     </w:p>
     <w:p>
@@ -25,7 +25,7 @@
       <w:bookmarkStart w:id="9" w:name="sec-reproducible-environments"/>
       <w:bookmarkEnd w:id="9"/>
     </w:p>
-    <w:bookmarkStart w:id="16" w:name="package-version-control-with-renv"/>
+    <w:bookmarkStart w:id="16" w:name="sec-package-version-control-with-renv"/>
     <w:p>
       <w:pPr>
         <w:pStyle w:val="Heading2"/>
@@ -931,7 +931,7 @@
     </w:p>
     <w:bookmarkEnd w:id="15"/>
     <w:bookmarkEnd w:id="16"/>
-    <w:bookmarkStart w:id="18" w:name="X95323e1d396258fce1ce82f3a573e34bd494b0b"/>
+    <w:bookmarkStart w:id="18" w:name="X25d4eff2c2b969abc3794e6fe57b087ac8177af"/>
     <w:p>
       <w:pPr>
         <w:pStyle w:val="Heading2"/>
@@ -1410,7 +1410,7 @@
       </w:r>
     </w:p>
     <w:bookmarkEnd w:id="18"/>
-    <w:bookmarkStart w:id="20" w:name="managing-r-versions-with-rig"/>
+    <w:bookmarkStart w:id="20" w:name="sec-managing-r-versions-with-rig"/>
     <w:p>
       <w:pPr>
         <w:pStyle w:val="Heading2"/>
@@ -1793,7 +1793,7 @@
       </w:r>
     </w:p>
     <w:bookmarkEnd w:id="20"/>
-    <w:bookmarkStart w:id="24" w:name="clearing-docker-cache"/>
+    <w:bookmarkStart w:id="24" w:name="sec-clearing-docker-cache"/>
     <w:p>
       <w:pPr>
         <w:pStyle w:val="Heading2"/>

--- a/chapters/reproducible-environments.docx
+++ b/chapters/reproducible-environments.docx
@@ -15,7 +15,7 @@
         <w:pStyle w:val="Date"/>
       </w:pPr>
       <w:r>
-        <w:t xml:space="preserve">Last modified: 2026-10-12 01:04:11 (PDT)</w:t>
+        <w:t xml:space="preserve">Last modified: 2026-10-12 01:16:52 (PDT)</w:t>
       </w:r>
     </w:p>
     <w:p>

--- a/chapters/reproducible-environments.docx
+++ b/chapters/reproducible-environments.docx
@@ -15,7 +15,7 @@
         <w:pStyle w:val="Date"/>
       </w:pPr>
       <w:r>
-        <w:t xml:space="preserve">Last modified: 2026-10-12 01:16:52 (PDT)</w:t>
+        <w:t xml:space="preserve">Last modified: 2026-10-12 02:13:32 (PDT)</w:t>
       </w:r>
     </w:p>
     <w:p>

--- a/chapters/reproducible-environments.docx
+++ b/chapters/reproducible-environments.docx
@@ -15,7 +15,7 @@
         <w:pStyle w:val="Date"/>
       </w:pPr>
       <w:r>
-        <w:t xml:space="preserve">Last modified: 2026-10-12 02:13:32 (PDT)</w:t>
+        <w:t xml:space="preserve">Last modified: 2026-10-12 02:20:54 (PDT)</w:t>
       </w:r>
     </w:p>
     <w:p>

--- a/chapters/reproducible-environments.docx
+++ b/chapters/reproducible-environments.docx
@@ -15,7 +15,7 @@
         <w:pStyle w:val="Date"/>
       </w:pPr>
       <w:r>
-        <w:t xml:space="preserve">Last modified: 2026-10-12 02:20:54 (PDT)</w:t>
+        <w:t xml:space="preserve">Last modified: 2026-10-12 14:37:38 (PDT)</w:t>
       </w:r>
     </w:p>
     <w:p>

--- a/chapters/reproducible-environments.docx
+++ b/chapters/reproducible-environments.docx
@@ -15,7 +15,7 @@
         <w:pStyle w:val="Date"/>
       </w:pPr>
       <w:r>
-        <w:t xml:space="preserve">Last modified: 2026-10-12 14:37:38 (PDT)</w:t>
+        <w:t xml:space="preserve">Last modified: 2026-10-12 20:18:39 (PDT)</w:t>
       </w:r>
     </w:p>
     <w:p>

--- a/chapters/reproducible-environments.docx
+++ b/chapters/reproducible-environments.docx
@@ -15,7 +15,7 @@
         <w:pStyle w:val="Date"/>
       </w:pPr>
       <w:r>
-        <w:t xml:space="preserve">Last modified: 2026-10-12 20:18:39 (PDT)</w:t>
+        <w:t xml:space="preserve">Last modified: 2026-10-12 21:28:22 (PDT)</w:t>
       </w:r>
     </w:p>
     <w:p>

--- a/chapters/reproducible-environments.docx
+++ b/chapters/reproducible-environments.docx
@@ -15,7 +15,7 @@
         <w:pStyle w:val="Date"/>
       </w:pPr>
       <w:r>
-        <w:t xml:space="preserve">Last modified: 2026-10-12 21:28:22 (PDT)</w:t>
+        <w:t xml:space="preserve">Last modified: 2026-10-14 01:49:27 (PDT)</w:t>
       </w:r>
     </w:p>
     <w:p>

--- a/chapters/reproducible-environments.docx
+++ b/chapters/reproducible-environments.docx
@@ -15,7 +15,7 @@
         <w:pStyle w:val="Date"/>
       </w:pPr>
       <w:r>
-        <w:t xml:space="preserve">Last modified: 2026-10-14 01:49:27 (PDT)</w:t>
+        <w:t xml:space="preserve">Last modified: 2026-10-14 02:01:49 (PDT)</w:t>
       </w:r>
     </w:p>
     <w:p>

--- a/chapters/reproducible-environments.docx
+++ b/chapters/reproducible-environments.docx
@@ -15,7 +15,7 @@
         <w:pStyle w:val="Date"/>
       </w:pPr>
       <w:r>
-        <w:t xml:space="preserve">Last modified: 2026-10-14 02:01:49 (PDT)</w:t>
+        <w:t xml:space="preserve">Last modified: 2026-10-14 03:08:22 (PDT)</w:t>
       </w:r>
     </w:p>
     <w:p>

--- a/chapters/reproducible-environments.docx
+++ b/chapters/reproducible-environments.docx
@@ -15,7 +15,7 @@
         <w:pStyle w:val="Date"/>
       </w:pPr>
       <w:r>
-        <w:t xml:space="preserve">Last modified: 2026-10-14 03:08:22 (PDT)</w:t>
+        <w:t xml:space="preserve">Last modified: 2026-10-14 03:38:56 (PDT)</w:t>
       </w:r>
     </w:p>
     <w:p>
@@ -851,7 +851,22 @@
         <w:t xml:space="preserve">renv::restore()</w:t>
       </w:r>
       <w:r>
-        <w:t xml:space="preserve">. In our lab’s projects, this is often already found at the top of the config file, so you can just run scripts as is.</w:t>
+        <w:t xml:space="preserve">. Some projects call</w:t>
+      </w:r>
+      <w:r>
+        <w:t xml:space="preserve"> </w:t>
+      </w:r>
+      <w:r>
+        <w:rPr>
+          <w:rStyle w:val="VerbatimChar"/>
+        </w:rPr>
+        <w:t xml:space="preserve">renv::restore()</w:t>
+      </w:r>
+      <w:r>
+        <w:t xml:space="preserve"> </w:t>
+      </w:r>
+      <w:r>
+        <w:t xml:space="preserve">at the top of a setup or config script; if yours does, running that script restores the environment for you.</w:t>
       </w:r>
     </w:p>
     <w:p>

--- a/chapters/reproducible-environments.docx
+++ b/chapters/reproducible-environments.docx
@@ -15,7 +15,7 @@
         <w:pStyle w:val="Date"/>
       </w:pPr>
       <w:r>
-        <w:t xml:space="preserve">Last modified: 2026-10-14 03:38:56 (PDT)</w:t>
+        <w:t xml:space="preserve">Last modified: 2026-10-14 04:06:05 (PDT)</w:t>
       </w:r>
     </w:p>
     <w:p>

--- a/chapters/reproducible-environments.docx
+++ b/chapters/reproducible-environments.docx
@@ -15,7 +15,7 @@
         <w:pStyle w:val="Date"/>
       </w:pPr>
       <w:r>
-        <w:t xml:space="preserve">Last modified: 2026-10-14 04:06:05 (PDT)</w:t>
+        <w:t xml:space="preserve">Last modified: 2026-10-14 04:15:39 (PDT)</w:t>
       </w:r>
     </w:p>
     <w:p>

--- a/chapters/reproducible-environments.docx
+++ b/chapters/reproducible-environments.docx
@@ -15,7 +15,7 @@
         <w:pStyle w:val="Date"/>
       </w:pPr>
       <w:r>
-        <w:t xml:space="preserve">Last modified: 2026-10-14 04:15:39 (PDT)</w:t>
+        <w:t xml:space="preserve">Last modified: 2026-10-14 12:29:23 (PDT)</w:t>
       </w:r>
     </w:p>
     <w:p>

--- a/chapters/reproducible-environments.docx
+++ b/chapters/reproducible-environments.docx
@@ -15,7 +15,7 @@
         <w:pStyle w:val="Date"/>
       </w:pPr>
       <w:r>
-        <w:t xml:space="preserve">Last modified: 2026-10-14 12:29:23 (PDT)</w:t>
+        <w:t xml:space="preserve">Last modified: 2026-10-14 12:39:25 (PDT)</w:t>
       </w:r>
     </w:p>
     <w:p>

--- a/chapters/reproducible-environments.docx
+++ b/chapters/reproducible-environments.docx
@@ -15,7 +15,7 @@
         <w:pStyle w:val="Date"/>
       </w:pPr>
       <w:r>
-        <w:t xml:space="preserve">Last modified: 2026-10-14 12:39:25 (PDT)</w:t>
+        <w:t xml:space="preserve">Last modified: 2026-10-15 15:15:23 (PDT)</w:t>
       </w:r>
     </w:p>
     <w:p>

--- a/chapters/reproducible-environments.docx
+++ b/chapters/reproducible-environments.docx
@@ -15,7 +15,7 @@
         <w:pStyle w:val="Date"/>
       </w:pPr>
       <w:r>
-        <w:t xml:space="preserve">Last modified: 2026-10-15 15:15:23 (PDT)</w:t>
+        <w:t xml:space="preserve">Last modified: 2026-10-15 15:35:31 (PDT)</w:t>
       </w:r>
     </w:p>
     <w:p>

--- a/chapters/reproducible-environments.docx
+++ b/chapters/reproducible-environments.docx
@@ -15,7 +15,7 @@
         <w:pStyle w:val="Date"/>
       </w:pPr>
       <w:r>
-        <w:t xml:space="preserve">Last modified: 2026-10-15 15:35:31 (PDT)</w:t>
+        <w:t xml:space="preserve">Last modified: 2026-10-15 20:34:27 (PDT)</w:t>
       </w:r>
     </w:p>
     <w:p>

--- a/chapters/reproducible-environments.docx
+++ b/chapters/reproducible-environments.docx
@@ -15,7 +15,7 @@
         <w:pStyle w:val="Date"/>
       </w:pPr>
       <w:r>
-        <w:t xml:space="preserve">Last modified: 2026-10-15 20:34:27 (PDT)</w:t>
+        <w:t xml:space="preserve">Last modified: 2026-10-15 21:20:53 (PDT)</w:t>
       </w:r>
     </w:p>
     <w:p>

--- a/chapters/reproducible-environments.docx
+++ b/chapters/reproducible-environments.docx
@@ -15,7 +15,7 @@
         <w:pStyle w:val="Date"/>
       </w:pPr>
       <w:r>
-        <w:t xml:space="preserve">Last modified: 2026-10-15 21:20:53 (PDT)</w:t>
+        <w:t xml:space="preserve">Last modified: 2026-10-17 02:34:41 (PDT)</w:t>
       </w:r>
     </w:p>
     <w:p>

--- a/chapters/reproducible-environments.docx
+++ b/chapters/reproducible-environments.docx
@@ -15,7 +15,7 @@
         <w:pStyle w:val="Date"/>
       </w:pPr>
       <w:r>
-        <w:t xml:space="preserve">Last modified: 2026-10-17 02:34:41 (PDT)</w:t>
+        <w:t xml:space="preserve">Last modified: 2026-10-19 09:42:04 (PDT)</w:t>
       </w:r>
     </w:p>
     <w:p>

--- a/chapters/reproducible-environments.docx
+++ b/chapters/reproducible-environments.docx
@@ -15,7 +15,7 @@
         <w:pStyle w:val="Date"/>
       </w:pPr>
       <w:r>
-        <w:t xml:space="preserve">Last modified: 2026-10-19 09:42:04 (PDT)</w:t>
+        <w:t xml:space="preserve">Last modified: 2026-10-21 10:38:25 (PDT)</w:t>
       </w:r>
     </w:p>
     <w:p>

--- a/chapters/reproducible-environments.docx
+++ b/chapters/reproducible-environments.docx
@@ -15,7 +15,7 @@
         <w:pStyle w:val="Date"/>
       </w:pPr>
       <w:r>
-        <w:t xml:space="preserve">Last modified: 2026-10-21 10:38:25 (PDT)</w:t>
+        <w:t xml:space="preserve">Last modified: 2026-10-25 19:23:43 (PDT)</w:t>
       </w:r>
     </w:p>
     <w:p>

--- a/chapters/reproducible-environments.docx
+++ b/chapters/reproducible-environments.docx
@@ -15,7 +15,7 @@
         <w:pStyle w:val="Date"/>
       </w:pPr>
       <w:r>
-        <w:t xml:space="preserve">Last modified: 2026-10-25 19:23:43 (PDT)</w:t>
+        <w:t xml:space="preserve">Last modified: 2026-10-25 19:34:45 (PDT)</w:t>
       </w:r>
     </w:p>
     <w:p>

--- a/chapters/reproducible-environments.docx
+++ b/chapters/reproducible-environments.docx
@@ -15,7 +15,7 @@
         <w:pStyle w:val="Date"/>
       </w:pPr>
       <w:r>
-        <w:t xml:space="preserve">Last modified: 2026-10-25 19:34:45 (PDT)</w:t>
+        <w:t xml:space="preserve">Last modified: 2026-10-25 19:40:13 (PDT)</w:t>
       </w:r>
     </w:p>
     <w:p>

--- a/chapters/reproducible-environments.docx
+++ b/chapters/reproducible-environments.docx
@@ -15,7 +15,7 @@
         <w:pStyle w:val="Date"/>
       </w:pPr>
       <w:r>
-        <w:t xml:space="preserve">Last modified: 2026-10-25 19:40:13 (PDT)</w:t>
+        <w:t xml:space="preserve">Last modified: 2026-10-26 13:05:01 (PDT)</w:t>
       </w:r>
     </w:p>
     <w:p>

--- a/chapters/reproducible-environments.docx
+++ b/chapters/reproducible-environments.docx
@@ -15,7 +15,7 @@
         <w:pStyle w:val="Date"/>
       </w:pPr>
       <w:r>
-        <w:t xml:space="preserve">Last modified: 2026-10-26 13:05:01 (PDT)</w:t>
+        <w:t xml:space="preserve">Last modified: 2026-10-26 13:09:35 (PDT)</w:t>
       </w:r>
     </w:p>
     <w:p>

--- a/chapters/reproducible-environments.docx
+++ b/chapters/reproducible-environments.docx
@@ -15,7 +15,7 @@
         <w:pStyle w:val="Date"/>
       </w:pPr>
       <w:r>
-        <w:t xml:space="preserve">Last modified: 2026-10-26 13:09:35 (PDT)</w:t>
+        <w:t xml:space="preserve">Last modified: 2026-10-26 13:51:46 (PDT)</w:t>
       </w:r>
     </w:p>
     <w:p>

--- a/chapters/reproducible-environments.docx
+++ b/chapters/reproducible-environments.docx
@@ -15,7 +15,7 @@
         <w:pStyle w:val="Date"/>
       </w:pPr>
       <w:r>
-        <w:t xml:space="preserve">Last modified: 2026-10-26 13:51:46 (PDT)</w:t>
+        <w:t xml:space="preserve">Last modified: 2026-10-26 23:11:06 (PDT)</w:t>
       </w:r>
     </w:p>
     <w:p>

--- a/chapters/reproducible-environments.docx
+++ b/chapters/reproducible-environments.docx
@@ -15,7 +15,7 @@
         <w:pStyle w:val="Date"/>
       </w:pPr>
       <w:r>
-        <w:t xml:space="preserve">Last modified: 2026-10-26 23:11:06 (PDT)</w:t>
+        <w:t xml:space="preserve">Last modified: 2026-10-27 16:10:40 (PDT)</w:t>
       </w:r>
     </w:p>
     <w:p>

--- a/chapters/reproducible-environments.docx
+++ b/chapters/reproducible-environments.docx
@@ -15,7 +15,7 @@
         <w:pStyle w:val="Date"/>
       </w:pPr>
       <w:r>
-        <w:t xml:space="preserve">Last modified: 2026-10-27 16:10:40 (PDT)</w:t>
+        <w:t xml:space="preserve">Last modified: 2026-10-27 16:56:59 (PDT)</w:t>
       </w:r>
     </w:p>
     <w:p>

--- a/chapters/reproducible-environments.docx
+++ b/chapters/reproducible-environments.docx
@@ -15,7 +15,7 @@
         <w:pStyle w:val="Date"/>
       </w:pPr>
       <w:r>
-        <w:t xml:space="preserve">Last modified: 2026-10-27 16:56:59 (PDT)</w:t>
+        <w:t xml:space="preserve">Last modified: 2026-10-28 16:01:38 (PDT)</w:t>
       </w:r>
     </w:p>
     <w:p>

--- a/chapters/reproducible-environments.docx
+++ b/chapters/reproducible-environments.docx
@@ -15,7 +15,7 @@
         <w:pStyle w:val="Date"/>
       </w:pPr>
       <w:r>
-        <w:t xml:space="preserve">Last modified: 2026-10-28 16:01:38 (PDT)</w:t>
+        <w:t xml:space="preserve">Last modified: 2026-10-29 09:14:27 (PDT)</w:t>
       </w:r>
     </w:p>
     <w:p>
